--- a/templates/office/Phase1_소프트웨어_용역표준계약서.docx
+++ b/templates/office/Phase1_소프트웨어_용역표준계약서.docx
@@ -3,106 +3,72 @@
 <w:document xmlns:wpc="http://schemas.microsoft.com/office/word/2010/wordprocessingCanvas" xmlns:mo="http://schemas.microsoft.com/office/mac/office/2008/main" xmlns:mc="http://schemas.openxmlformats.org/markup-compatibility/2006" xmlns:mv="urn:schemas-microsoft-com:mac:vml" xmlns:o="urn:schemas-microsoft-com:office:office" xmlns:r="http://schemas.openxmlformats.org/officeDocument/2006/relationships" xmlns:m="http://schemas.openxmlformats.org/officeDocument/2006/math" xmlns:v="urn:schemas-microsoft-com:vml" xmlns:wp14="http://schemas.microsoft.com/office/word/2010/wordprocessingDrawing" xmlns:wp="http://schemas.openxmlformats.org/drawingml/2006/wordprocessingDrawing" xmlns:w10="urn:schemas-microsoft-com:office:word" xmlns:w="http://schemas.openxmlformats.org/wordprocessingml/2006/main" xmlns:w14="http://schemas.microsoft.com/office/word/2010/wordml" xmlns:wpg="http://schemas.microsoft.com/office/word/2010/wordprocessingGroup" xmlns:wpi="http://schemas.microsoft.com/office/word/2010/wordprocessingInk" xmlns:wne="http://schemas.microsoft.com/office/word/2006/wordml" xmlns:wps="http://schemas.microsoft.com/office/word/2010/wordprocessingShape" mc:Ignorable="w14 wp14">
   <w:body>
     <w:p>
-      <w:pPr>
-        <w:jc w:val="center"/>
-      </w:pPr>
       <w:r>
         <w:rPr>
-          <w:rFonts w:ascii="Malgun Gothic" w:hAnsi="Malgun Gothic"/>
+          <w:rFonts w:ascii="맑은 고딕" w:hAnsi="맑은 고딕" w:eastAsia="맑은 고딕"/>
           <w:b/>
-          <w:color w:val="1E293B"/>
+          <w:color w:val="2563EB"/>
+          <w:sz w:val="17"/>
+        </w:rPr>
+        <w:t>[엠파시 엔터프라이즈 표준 사업관리 서식] 문서번호: EMP-DOC-P1-01 | 사업명: 한빛글로벌 SyncGuard AI 시스템 구축</w:t>
+      </w:r>
+    </w:p>
+    <w:p>
+      <w:r>
+        <w:rPr>
+          <w:rFonts w:ascii="맑은 고딕" w:hAnsi="맑은 고딕" w:eastAsia="맑은 고딕"/>
+          <w:b/>
+          <w:color w:val="0F172A"/>
           <w:sz w:val="36"/>
         </w:rPr>
         <w:t>소프트웨어 개발 용역 표준계약서</w:t>
       </w:r>
     </w:p>
     <w:p>
-      <w:pPr>
-        <w:jc w:val="center"/>
-      </w:pPr>
       <w:r>
         <w:rPr>
-          <w:rFonts w:ascii="Malgun Gothic" w:hAnsi="Malgun Gothic"/>
-          <w:color w:val="64748B"/>
+          <w:rFonts w:ascii="맑은 고딕" w:hAnsi="맑은 고딕" w:eastAsia="맑은 고딕"/>
+          <w:b w:val="0"/>
+          <w:color w:val="475569"/>
           <w:sz w:val="21"/>
         </w:rPr>
-        <w:t>계약 일반조건, 특약사항, 지식재산권 귀속 및 대금 지급 규정</w:t>
-      </w:r>
-    </w:p>
-    <w:p/>
-    <w:p>
-      <w:pPr>
-        <w:spacing w:before="160" w:after="80"/>
-      </w:pPr>
-      <w:r>
-        <w:rPr>
-          <w:rFonts w:ascii="Malgun Gothic" w:hAnsi="Malgun Gothic"/>
-          <w:b/>
-          <w:color w:val="2563EB"/>
-          <w:sz w:val="26"/>
-        </w:rPr>
-        <w:t>제1조 (계약의 목적 및 과업 범위)</w:t>
-      </w:r>
-    </w:p>
-    <w:p>
-      <w:pPr>
-        <w:spacing w:line="312" w:lineRule="auto" w:after="60"/>
-      </w:pPr>
-      <w:r>
-        <w:rPr>
-          <w:rFonts w:ascii="Malgun Gothic" w:hAnsi="Malgun Gothic"/>
-          <w:color w:val="334155"/>
-          <w:sz w:val="20"/>
-        </w:rPr>
-        <w:t>발주자(이하 '갑')와 계약상대자 주식회사 엠파시(이하 '을')는 [사업명]의 성공적인 구축을 위하여 본 계약을 체결하며, 과업의 범위는 제안요청서, 제안서 및 사업수행계획서에 명시된 바에 따른다.</w:t>
-      </w:r>
-    </w:p>
-    <w:p>
-      <w:pPr>
-        <w:spacing w:before="160" w:after="80"/>
-      </w:pPr>
-      <w:r>
-        <w:rPr>
-          <w:rFonts w:ascii="Malgun Gothic" w:hAnsi="Malgun Gothic"/>
-          <w:b/>
-          <w:color w:val="2563EB"/>
-          <w:sz w:val="26"/>
-        </w:rPr>
-        <w:t>제2조 (계약금액 및 대금 지급 조건)</w:t>
+        <w:t>주식회사 한빛글로벌 SyncGuard AI 시스템 구축 용역 계약 일반조건 및 특약사항</w:t>
       </w:r>
     </w:p>
     <w:tbl>
       <w:tblPr>
+        <w:tblStyle w:val="TableGrid"/>
         <w:tblW w:type="auto" w:w="0"/>
         <w:jc w:val="center"/>
-        <w:tblLayout w:type="autofit"/>
         <w:tblLook w:firstColumn="1" w:firstRow="1" w:lastColumn="0" w:lastRow="0" w:noHBand="0" w:noVBand="1" w:val="04A0"/>
       </w:tblPr>
       <w:tblGrid>
-        <w:gridCol w:w="2340"/>
-        <w:gridCol w:w="2340"/>
-        <w:gridCol w:w="2340"/>
-        <w:gridCol w:w="2340"/>
+        <w:gridCol w:w="4896"/>
+        <w:gridCol w:w="4896"/>
       </w:tblGrid>
       <w:tr>
         <w:tc>
           <w:tcPr>
-            <w:tcW w:type="dxa" w:w="2340"/>
+            <w:tcW w:type="dxa" w:w="4896"/>
+            <w:shd w:fill="1B365D"/>
             <w:tcMar>
-              <w:top w:w="100" w:type="dxa"/>
-              <w:bottom w:w="100" w:type="dxa"/>
-              <w:left w:w="130" w:type="dxa"/>
-              <w:right w:w="130" w:type="dxa"/>
+              <w:top w:w="110" w:type="dxa"/>
+              <w:bottom w:w="110" w:type="dxa"/>
+              <w:left w:w="140" w:type="dxa"/>
+              <w:right w:w="140" w:type="dxa"/>
             </w:tcMar>
-            <w:shd w:fill="1E293B"/>
           </w:tcPr>
           <w:p>
+            <w:pPr>
+              <w:jc w:val="center"/>
+            </w:pPr>
+            <w:r/>
             <w:r>
               <w:rPr>
-                <w:rFonts w:ascii="Malgun Gothic" w:hAnsi="Malgun Gothic"/>
+                <w:rFonts w:ascii="맑은 고딕" w:hAnsi="맑은 고딕" w:eastAsia="맑은 고딕"/>
                 <w:b/>
                 <w:color w:val="FFFFFF"/>
-                <w:sz w:val="18"/>
+                <w:sz w:val="19"/>
               </w:rPr>
               <w:t>구분</w:t>
             </w:r>
@@ -110,45 +76,381 @@
         </w:tc>
         <w:tc>
           <w:tcPr>
-            <w:tcW w:type="dxa" w:w="2340"/>
+            <w:tcW w:type="dxa" w:w="4896"/>
+            <w:shd w:fill="1B365D"/>
             <w:tcMar>
-              <w:top w:w="100" w:type="dxa"/>
-              <w:bottom w:w="100" w:type="dxa"/>
-              <w:left w:w="130" w:type="dxa"/>
-              <w:right w:w="130" w:type="dxa"/>
+              <w:top w:w="110" w:type="dxa"/>
+              <w:bottom w:w="110" w:type="dxa"/>
+              <w:left w:w="140" w:type="dxa"/>
+              <w:right w:w="140" w:type="dxa"/>
             </w:tcMar>
-            <w:shd w:fill="1E293B"/>
           </w:tcPr>
           <w:p>
+            <w:pPr>
+              <w:jc w:val="center"/>
+            </w:pPr>
+            <w:r/>
             <w:r>
               <w:rPr>
-                <w:rFonts w:ascii="Malgun Gothic" w:hAnsi="Malgun Gothic"/>
+                <w:rFonts w:ascii="맑은 고딕" w:hAnsi="맑은 고딕" w:eastAsia="맑은 고딕"/>
                 <w:b/>
                 <w:color w:val="FFFFFF"/>
-                <w:sz w:val="18"/>
+                <w:sz w:val="19"/>
               </w:rPr>
-              <w:t>지급 시기 및 조건</w:t>
+              <w:t>상세 내용</w:t>
+            </w:r>
+          </w:p>
+        </w:tc>
+      </w:tr>
+      <w:tr>
+        <w:tc>
+          <w:tcPr>
+            <w:tcW w:type="dxa" w:w="4896"/>
+            <w:shd w:fill="EFF6FF"/>
+            <w:tcMar>
+              <w:top w:w="90" w:type="dxa"/>
+              <w:bottom w:w="90" w:type="dxa"/>
+              <w:left w:w="140" w:type="dxa"/>
+              <w:right w:w="140" w:type="dxa"/>
+            </w:tcMar>
+          </w:tcPr>
+          <w:p>
+            <w:r/>
+            <w:r>
+              <w:rPr>
+                <w:rFonts w:ascii="맑은 고딕" w:hAnsi="맑은 고딕" w:eastAsia="맑은 고딕"/>
+                <w:b/>
+                <w:color w:val="1E293B"/>
+                <w:sz w:val="19"/>
+              </w:rPr>
+              <w:t>계약 건명</w:t>
             </w:r>
           </w:p>
         </w:tc>
         <w:tc>
           <w:tcPr>
-            <w:tcW w:type="dxa" w:w="2340"/>
+            <w:tcW w:type="dxa" w:w="4896"/>
+            <w:shd w:fill="FFFFFF"/>
             <w:tcMar>
-              <w:top w:w="100" w:type="dxa"/>
-              <w:bottom w:w="100" w:type="dxa"/>
-              <w:left w:w="130" w:type="dxa"/>
-              <w:right w:w="130" w:type="dxa"/>
+              <w:top w:w="90" w:type="dxa"/>
+              <w:bottom w:w="90" w:type="dxa"/>
+              <w:left w:w="140" w:type="dxa"/>
+              <w:right w:w="140" w:type="dxa"/>
             </w:tcMar>
-            <w:shd w:fill="1E293B"/>
           </w:tcPr>
           <w:p>
+            <w:r/>
             <w:r>
               <w:rPr>
-                <w:rFonts w:ascii="Malgun Gothic" w:hAnsi="Malgun Gothic"/>
+                <w:rFonts w:ascii="맑은 고딕" w:hAnsi="맑은 고딕" w:eastAsia="맑은 고딕"/>
+                <w:b w:val="0"/>
+                <w:color w:val="1E293B"/>
+                <w:sz w:val="19"/>
+              </w:rPr>
+              <w:t>SyncGuard AI — 엔터프라이즈 AI 콘텐츠·규제 심의 자동화 시스템 구축 사업</w:t>
+            </w:r>
+          </w:p>
+        </w:tc>
+      </w:tr>
+      <w:tr>
+        <w:tc>
+          <w:tcPr>
+            <w:tcW w:type="dxa" w:w="4896"/>
+            <w:shd w:fill="EFF6FF"/>
+            <w:tcMar>
+              <w:top w:w="90" w:type="dxa"/>
+              <w:bottom w:w="90" w:type="dxa"/>
+              <w:left w:w="140" w:type="dxa"/>
+              <w:right w:w="140" w:type="dxa"/>
+            </w:tcMar>
+          </w:tcPr>
+          <w:p>
+            <w:r/>
+            <w:r>
+              <w:rPr>
+                <w:rFonts w:ascii="맑은 고딕" w:hAnsi="맑은 고딕" w:eastAsia="맑은 고딕"/>
+                <w:b/>
+                <w:color w:val="1E293B"/>
+                <w:sz w:val="19"/>
+              </w:rPr>
+              <w:t>계약 번호</w:t>
+            </w:r>
+          </w:p>
+        </w:tc>
+        <w:tc>
+          <w:tcPr>
+            <w:tcW w:type="dxa" w:w="4896"/>
+            <w:shd w:fill="F8FAFC"/>
+            <w:tcMar>
+              <w:top w:w="90" w:type="dxa"/>
+              <w:bottom w:w="90" w:type="dxa"/>
+              <w:left w:w="140" w:type="dxa"/>
+              <w:right w:w="140" w:type="dxa"/>
+            </w:tcMar>
+          </w:tcPr>
+          <w:p>
+            <w:r/>
+            <w:r>
+              <w:rPr>
+                <w:rFonts w:ascii="맑은 고딕" w:hAnsi="맑은 고딕" w:eastAsia="맑은 고딕"/>
+                <w:b w:val="0"/>
+                <w:color w:val="1E293B"/>
+                <w:sz w:val="19"/>
+              </w:rPr>
+              <w:t>HB-IT-2026-0042</w:t>
+            </w:r>
+          </w:p>
+        </w:tc>
+      </w:tr>
+      <w:tr>
+        <w:tc>
+          <w:tcPr>
+            <w:tcW w:type="dxa" w:w="4896"/>
+            <w:shd w:fill="EFF6FF"/>
+            <w:tcMar>
+              <w:top w:w="90" w:type="dxa"/>
+              <w:bottom w:w="90" w:type="dxa"/>
+              <w:left w:w="140" w:type="dxa"/>
+              <w:right w:w="140" w:type="dxa"/>
+            </w:tcMar>
+          </w:tcPr>
+          <w:p>
+            <w:r/>
+            <w:r>
+              <w:rPr>
+                <w:rFonts w:ascii="맑은 고딕" w:hAnsi="맑은 고딕" w:eastAsia="맑은 고딕"/>
+                <w:b/>
+                <w:color w:val="1E293B"/>
+                <w:sz w:val="19"/>
+              </w:rPr>
+              <w:t>계약 금액</w:t>
+            </w:r>
+          </w:p>
+        </w:tc>
+        <w:tc>
+          <w:tcPr>
+            <w:tcW w:type="dxa" w:w="4896"/>
+            <w:shd w:fill="FFFFFF"/>
+            <w:tcMar>
+              <w:top w:w="90" w:type="dxa"/>
+              <w:bottom w:w="90" w:type="dxa"/>
+              <w:left w:w="140" w:type="dxa"/>
+              <w:right w:w="140" w:type="dxa"/>
+            </w:tcMar>
+          </w:tcPr>
+          <w:p>
+            <w:r/>
+            <w:r>
+              <w:rPr>
+                <w:rFonts w:ascii="맑은 고딕" w:hAnsi="맑은 고딕" w:eastAsia="맑은 고딕"/>
+                <w:b w:val="0"/>
+                <w:color w:val="1E293B"/>
+                <w:sz w:val="19"/>
+              </w:rPr>
+              <w:t>일금 사억오천만원정 (₩450,000,000, 부가가치세 포함)</w:t>
+            </w:r>
+          </w:p>
+        </w:tc>
+      </w:tr>
+      <w:tr>
+        <w:tc>
+          <w:tcPr>
+            <w:tcW w:type="dxa" w:w="4896"/>
+            <w:shd w:fill="EFF6FF"/>
+            <w:tcMar>
+              <w:top w:w="90" w:type="dxa"/>
+              <w:bottom w:w="90" w:type="dxa"/>
+              <w:left w:w="140" w:type="dxa"/>
+              <w:right w:w="140" w:type="dxa"/>
+            </w:tcMar>
+          </w:tcPr>
+          <w:p>
+            <w:r/>
+            <w:r>
+              <w:rPr>
+                <w:rFonts w:ascii="맑은 고딕" w:hAnsi="맑은 고딕" w:eastAsia="맑은 고딕"/>
+                <w:b/>
+                <w:color w:val="1E293B"/>
+                <w:sz w:val="19"/>
+              </w:rPr>
+              <w:t>계약 기간</w:t>
+            </w:r>
+          </w:p>
+        </w:tc>
+        <w:tc>
+          <w:tcPr>
+            <w:tcW w:type="dxa" w:w="4896"/>
+            <w:shd w:fill="F8FAFC"/>
+            <w:tcMar>
+              <w:top w:w="90" w:type="dxa"/>
+              <w:bottom w:w="90" w:type="dxa"/>
+              <w:left w:w="140" w:type="dxa"/>
+              <w:right w:w="140" w:type="dxa"/>
+            </w:tcMar>
+          </w:tcPr>
+          <w:p>
+            <w:r/>
+            <w:r>
+              <w:rPr>
+                <w:rFonts w:ascii="맑은 고딕" w:hAnsi="맑은 고딕" w:eastAsia="맑은 고딕"/>
+                <w:b w:val="0"/>
+                <w:color w:val="1E293B"/>
+                <w:sz w:val="19"/>
+              </w:rPr>
+              <w:t>2026년 05월 01일 ~ 2026년 10월 31일 (총 6개월)</w:t>
+            </w:r>
+          </w:p>
+        </w:tc>
+      </w:tr>
+      <w:tr>
+        <w:tc>
+          <w:tcPr>
+            <w:tcW w:type="dxa" w:w="4896"/>
+            <w:shd w:fill="EFF6FF"/>
+            <w:tcMar>
+              <w:top w:w="90" w:type="dxa"/>
+              <w:bottom w:w="90" w:type="dxa"/>
+              <w:left w:w="140" w:type="dxa"/>
+              <w:right w:w="140" w:type="dxa"/>
+            </w:tcMar>
+          </w:tcPr>
+          <w:p>
+            <w:r/>
+            <w:r>
+              <w:rPr>
+                <w:rFonts w:ascii="맑은 고딕" w:hAnsi="맑은 고딕" w:eastAsia="맑은 고딕"/>
+                <w:b/>
+                <w:color w:val="1E293B"/>
+                <w:sz w:val="19"/>
+              </w:rPr>
+              <w:t>하자담보책임기간</w:t>
+            </w:r>
+          </w:p>
+        </w:tc>
+        <w:tc>
+          <w:tcPr>
+            <w:tcW w:type="dxa" w:w="4896"/>
+            <w:shd w:fill="FFFFFF"/>
+            <w:tcMar>
+              <w:top w:w="90" w:type="dxa"/>
+              <w:bottom w:w="90" w:type="dxa"/>
+              <w:left w:w="140" w:type="dxa"/>
+              <w:right w:w="140" w:type="dxa"/>
+            </w:tcMar>
+          </w:tcPr>
+          <w:p>
+            <w:r/>
+            <w:r>
+              <w:rPr>
+                <w:rFonts w:ascii="맑은 고딕" w:hAnsi="맑은 고딕" w:eastAsia="맑은 고딕"/>
+                <w:b w:val="0"/>
+                <w:color w:val="1E293B"/>
+                <w:sz w:val="19"/>
+              </w:rPr>
+              <w:t>최종 검수 완료일 익일로부터 1년간 (하자보수보증금율 5%)</w:t>
+            </w:r>
+          </w:p>
+        </w:tc>
+      </w:tr>
+    </w:tbl>
+    <w:p/>
+    <w:p>
+      <w:r>
+        <w:rPr>
+          <w:rFonts w:ascii="맑은 고딕" w:hAnsi="맑은 고딕" w:eastAsia="맑은 고딕"/>
+          <w:b/>
+          <w:color w:val="1B365D"/>
+          <w:sz w:val="25"/>
+        </w:rPr>
+        <w:t>제1조 (계약의 목적 및 과업 범위)</w:t>
+      </w:r>
+    </w:p>
+    <w:p>
+      <w:r>
+        <w:rPr>
+          <w:rFonts w:ascii="맑은 고딕" w:hAnsi="맑은 고딕" w:eastAsia="맑은 고딕"/>
+          <w:b w:val="0"/>
+          <w:color w:val="1E293B"/>
+          <w:sz w:val="20"/>
+        </w:rPr>
+        <w:t>발주자 주식회사 한빛글로벌(이하 '갑')과 계약상대자 주식회사 엠파시(이하 '을')는 표시·광고 규제 심의 자동화를 위한 「SyncGuard AI 시스템」을 구축함에 있어 상호 권리와 의무를 규정한다. 세부 과업 범위는 제안요청서(RFP), 기술제안서 및 승인된 사업수행계획서(EMP_INT_010)에 따른다.</w:t>
+      </w:r>
+    </w:p>
+    <w:p>
+      <w:r>
+        <w:rPr>
+          <w:rFonts w:ascii="맑은 고딕" w:hAnsi="맑은 고딕" w:eastAsia="맑은 고딕"/>
+          <w:b/>
+          <w:color w:val="1B365D"/>
+          <w:sz w:val="25"/>
+        </w:rPr>
+        <w:t>제2조 (계약대금의 지급 조건 및 시기)</w:t>
+      </w:r>
+    </w:p>
+    <w:tbl>
+      <w:tblPr>
+        <w:tblStyle w:val="TableGrid"/>
+        <w:tblW w:type="auto" w:w="0"/>
+        <w:jc w:val="center"/>
+        <w:tblLook w:firstColumn="1" w:firstRow="1" w:lastColumn="0" w:lastRow="0" w:noHBand="0" w:noVBand="1" w:val="04A0"/>
+      </w:tblPr>
+      <w:tblGrid>
+        <w:gridCol w:w="1958"/>
+        <w:gridCol w:w="1958"/>
+        <w:gridCol w:w="1958"/>
+        <w:gridCol w:w="1958"/>
+        <w:gridCol w:w="1958"/>
+      </w:tblGrid>
+      <w:tr>
+        <w:tc>
+          <w:tcPr>
+            <w:tcW w:type="dxa" w:w="1958"/>
+            <w:shd w:fill="1B365D"/>
+            <w:tcMar>
+              <w:top w:w="110" w:type="dxa"/>
+              <w:bottom w:w="110" w:type="dxa"/>
+              <w:left w:w="140" w:type="dxa"/>
+              <w:right w:w="140" w:type="dxa"/>
+            </w:tcMar>
+          </w:tcPr>
+          <w:p>
+            <w:pPr>
+              <w:jc w:val="center"/>
+            </w:pPr>
+            <w:r/>
+            <w:r>
+              <w:rPr>
+                <w:rFonts w:ascii="맑은 고딕" w:hAnsi="맑은 고딕" w:eastAsia="맑은 고딕"/>
                 <w:b/>
                 <w:color w:val="FFFFFF"/>
-                <w:sz w:val="18"/>
+                <w:sz w:val="19"/>
+              </w:rPr>
+              <w:t>지급 구분</w:t>
+            </w:r>
+          </w:p>
+        </w:tc>
+        <w:tc>
+          <w:tcPr>
+            <w:tcW w:type="dxa" w:w="1958"/>
+            <w:shd w:fill="1B365D"/>
+            <w:tcMar>
+              <w:top w:w="110" w:type="dxa"/>
+              <w:bottom w:w="110" w:type="dxa"/>
+              <w:left w:w="140" w:type="dxa"/>
+              <w:right w:w="140" w:type="dxa"/>
+            </w:tcMar>
+          </w:tcPr>
+          <w:p>
+            <w:pPr>
+              <w:jc w:val="center"/>
+            </w:pPr>
+            <w:r/>
+            <w:r>
+              <w:rPr>
+                <w:rFonts w:ascii="맑은 고딕" w:hAnsi="맑은 고딕" w:eastAsia="맑은 고딕"/>
+                <w:b/>
+                <w:color w:val="FFFFFF"/>
+                <w:sz w:val="19"/>
               </w:rPr>
               <w:t>지급 비율</w:t>
             </w:r>
@@ -156,24 +458,82 @@
         </w:tc>
         <w:tc>
           <w:tcPr>
-            <w:tcW w:type="dxa" w:w="2340"/>
+            <w:tcW w:type="dxa" w:w="1958"/>
+            <w:shd w:fill="1B365D"/>
             <w:tcMar>
-              <w:top w:w="100" w:type="dxa"/>
-              <w:bottom w:w="100" w:type="dxa"/>
-              <w:left w:w="130" w:type="dxa"/>
-              <w:right w:w="130" w:type="dxa"/>
+              <w:top w:w="110" w:type="dxa"/>
+              <w:bottom w:w="110" w:type="dxa"/>
+              <w:left w:w="140" w:type="dxa"/>
+              <w:right w:w="140" w:type="dxa"/>
             </w:tcMar>
-            <w:shd w:fill="1E293B"/>
           </w:tcPr>
           <w:p>
+            <w:pPr>
+              <w:jc w:val="center"/>
+            </w:pPr>
+            <w:r/>
             <w:r>
               <w:rPr>
-                <w:rFonts w:ascii="Malgun Gothic" w:hAnsi="Malgun Gothic"/>
+                <w:rFonts w:ascii="맑은 고딕" w:hAnsi="맑은 고딕" w:eastAsia="맑은 고딕"/>
                 <w:b/>
                 <w:color w:val="FFFFFF"/>
-                <w:sz w:val="18"/>
+                <w:sz w:val="19"/>
               </w:rPr>
-              <w:t>금액 (VAT 포함)</w:t>
+              <w:t>지급 금액 (VAT 포함)</w:t>
+            </w:r>
+          </w:p>
+        </w:tc>
+        <w:tc>
+          <w:tcPr>
+            <w:tcW w:type="dxa" w:w="1958"/>
+            <w:shd w:fill="1B365D"/>
+            <w:tcMar>
+              <w:top w:w="110" w:type="dxa"/>
+              <w:bottom w:w="110" w:type="dxa"/>
+              <w:left w:w="140" w:type="dxa"/>
+              <w:right w:w="140" w:type="dxa"/>
+            </w:tcMar>
+          </w:tcPr>
+          <w:p>
+            <w:pPr>
+              <w:jc w:val="center"/>
+            </w:pPr>
+            <w:r/>
+            <w:r>
+              <w:rPr>
+                <w:rFonts w:ascii="맑은 고딕" w:hAnsi="맑은 고딕" w:eastAsia="맑은 고딕"/>
+                <w:b/>
+                <w:color w:val="FFFFFF"/>
+                <w:sz w:val="19"/>
+              </w:rPr>
+              <w:t>지급 조건 및 증빙 서류</w:t>
+            </w:r>
+          </w:p>
+        </w:tc>
+        <w:tc>
+          <w:tcPr>
+            <w:tcW w:type="dxa" w:w="1958"/>
+            <w:shd w:fill="1B365D"/>
+            <w:tcMar>
+              <w:top w:w="110" w:type="dxa"/>
+              <w:bottom w:w="110" w:type="dxa"/>
+              <w:left w:w="140" w:type="dxa"/>
+              <w:right w:w="140" w:type="dxa"/>
+            </w:tcMar>
+          </w:tcPr>
+          <w:p>
+            <w:pPr>
+              <w:jc w:val="center"/>
+            </w:pPr>
+            <w:r/>
+            <w:r>
+              <w:rPr>
+                <w:rFonts w:ascii="맑은 고딕" w:hAnsi="맑은 고딕" w:eastAsia="맑은 고딕"/>
+                <w:b/>
+                <w:color w:val="FFFFFF"/>
+                <w:sz w:val="19"/>
+              </w:rPr>
+              <w:t>예정 시기</w:t>
             </w:r>
           </w:p>
         </w:tc>
@@ -181,21 +541,23 @@
       <w:tr>
         <w:tc>
           <w:tcPr>
-            <w:tcW w:type="dxa" w:w="2340"/>
+            <w:tcW w:type="dxa" w:w="1958"/>
+            <w:shd w:fill="FFFFFF"/>
             <w:tcMar>
-              <w:top w:w="100" w:type="dxa"/>
-              <w:bottom w:w="100" w:type="dxa"/>
-              <w:left w:w="130" w:type="dxa"/>
-              <w:right w:w="130" w:type="dxa"/>
+              <w:top w:w="90" w:type="dxa"/>
+              <w:bottom w:w="90" w:type="dxa"/>
+              <w:left w:w="140" w:type="dxa"/>
+              <w:right w:w="140" w:type="dxa"/>
             </w:tcMar>
-            <w:shd w:fill="F8FAFC"/>
           </w:tcPr>
           <w:p>
+            <w:r/>
             <w:r>
               <w:rPr>
-                <w:rFonts w:ascii="Malgun Gothic" w:hAnsi="Malgun Gothic"/>
-                <w:color w:val="334155"/>
-                <w:sz w:val="18"/>
+                <w:rFonts w:ascii="맑은 고딕" w:hAnsi="맑은 고딕" w:eastAsia="맑은 고딕"/>
+                <w:b w:val="0"/>
+                <w:color w:val="1E293B"/>
+                <w:sz w:val="19"/>
               </w:rPr>
               <w:t>선금 (착수금)</w:t>
             </w:r>
@@ -203,67 +565,97 @@
         </w:tc>
         <w:tc>
           <w:tcPr>
-            <w:tcW w:type="dxa" w:w="2340"/>
+            <w:tcW w:type="dxa" w:w="1958"/>
+            <w:shd w:fill="FFFFFF"/>
             <w:tcMar>
-              <w:top w:w="100" w:type="dxa"/>
-              <w:bottom w:w="100" w:type="dxa"/>
-              <w:left w:w="130" w:type="dxa"/>
-              <w:right w:w="130" w:type="dxa"/>
+              <w:top w:w="90" w:type="dxa"/>
+              <w:bottom w:w="90" w:type="dxa"/>
+              <w:left w:w="140" w:type="dxa"/>
+              <w:right w:w="140" w:type="dxa"/>
             </w:tcMar>
-            <w:shd w:fill="F8FAFC"/>
           </w:tcPr>
           <w:p>
+            <w:r/>
             <w:r>
               <w:rPr>
-                <w:rFonts w:ascii="Malgun Gothic" w:hAnsi="Malgun Gothic"/>
-                <w:color w:val="334155"/>
-                <w:sz w:val="18"/>
+                <w:rFonts w:ascii="맑은 고딕" w:hAnsi="맑은 고딕" w:eastAsia="맑은 고딕"/>
+                <w:b w:val="0"/>
+                <w:color w:val="1E293B"/>
+                <w:sz w:val="19"/>
               </w:rPr>
-              <w:t>계약 체결 후 착수계 승인 시 (선금보증보험 제출)</w:t>
+              <w:t>30%</w:t>
             </w:r>
           </w:p>
         </w:tc>
         <w:tc>
           <w:tcPr>
-            <w:tcW w:type="dxa" w:w="2340"/>
+            <w:tcW w:type="dxa" w:w="1958"/>
+            <w:shd w:fill="FFFFFF"/>
             <w:tcMar>
-              <w:top w:w="100" w:type="dxa"/>
-              <w:bottom w:w="100" w:type="dxa"/>
-              <w:left w:w="130" w:type="dxa"/>
-              <w:right w:w="130" w:type="dxa"/>
+              <w:top w:w="90" w:type="dxa"/>
+              <w:bottom w:w="90" w:type="dxa"/>
+              <w:left w:w="140" w:type="dxa"/>
+              <w:right w:w="140" w:type="dxa"/>
             </w:tcMar>
-            <w:shd w:fill="F8FAFC"/>
           </w:tcPr>
           <w:p>
+            <w:r/>
             <w:r>
               <w:rPr>
-                <w:rFonts w:ascii="Malgun Gothic" w:hAnsi="Malgun Gothic"/>
-                <w:color w:val="334155"/>
-                <w:sz w:val="18"/>
+                <w:rFonts w:ascii="맑은 고딕" w:hAnsi="맑은 고딕" w:eastAsia="맑은 고딕"/>
+                <w:b w:val="0"/>
+                <w:color w:val="1E293B"/>
+                <w:sz w:val="19"/>
               </w:rPr>
-              <w:t>30 %</w:t>
+              <w:t>₩135,000,000</w:t>
             </w:r>
           </w:p>
         </w:tc>
         <w:tc>
           <w:tcPr>
-            <w:tcW w:type="dxa" w:w="2340"/>
+            <w:tcW w:type="dxa" w:w="1958"/>
+            <w:shd w:fill="FFFFFF"/>
             <w:tcMar>
-              <w:top w:w="100" w:type="dxa"/>
-              <w:bottom w:w="100" w:type="dxa"/>
-              <w:left w:w="130" w:type="dxa"/>
-              <w:right w:w="130" w:type="dxa"/>
+              <w:top w:w="90" w:type="dxa"/>
+              <w:bottom w:w="90" w:type="dxa"/>
+              <w:left w:w="140" w:type="dxa"/>
+              <w:right w:w="140" w:type="dxa"/>
             </w:tcMar>
-            <w:shd w:fill="F8FAFC"/>
           </w:tcPr>
           <w:p>
+            <w:r/>
             <w:r>
               <w:rPr>
-                <w:rFonts w:ascii="Malgun Gothic" w:hAnsi="Malgun Gothic"/>
-                <w:color w:val="334155"/>
-                <w:sz w:val="18"/>
+                <w:rFonts w:ascii="맑은 고딕" w:hAnsi="맑은 고딕" w:eastAsia="맑은 고딕"/>
+                <w:b w:val="0"/>
+                <w:color w:val="1E293B"/>
+                <w:sz w:val="19"/>
               </w:rPr>
-              <w:t>일금 [           ] 원</w:t>
+              <w:t>계약 체결 후 착수계 및 선금보증보험증권 제출 후 14일 이내</w:t>
+            </w:r>
+          </w:p>
+        </w:tc>
+        <w:tc>
+          <w:tcPr>
+            <w:tcW w:type="dxa" w:w="1958"/>
+            <w:shd w:fill="FFFFFF"/>
+            <w:tcMar>
+              <w:top w:w="90" w:type="dxa"/>
+              <w:bottom w:w="90" w:type="dxa"/>
+              <w:left w:w="140" w:type="dxa"/>
+              <w:right w:w="140" w:type="dxa"/>
+            </w:tcMar>
+          </w:tcPr>
+          <w:p>
+            <w:r/>
+            <w:r>
+              <w:rPr>
+                <w:rFonts w:ascii="맑은 고딕" w:hAnsi="맑은 고딕" w:eastAsia="맑은 고딕"/>
+                <w:b w:val="0"/>
+                <w:color w:val="1E293B"/>
+                <w:sz w:val="19"/>
+              </w:rPr>
+              <w:t>2026.05.15</w:t>
             </w:r>
           </w:p>
         </w:tc>
@@ -271,89 +663,121 @@
       <w:tr>
         <w:tc>
           <w:tcPr>
-            <w:tcW w:type="dxa" w:w="2340"/>
+            <w:tcW w:type="dxa" w:w="1958"/>
+            <w:shd w:fill="F8FAFC"/>
             <w:tcMar>
-              <w:top w:w="100" w:type="dxa"/>
-              <w:bottom w:w="100" w:type="dxa"/>
-              <w:left w:w="130" w:type="dxa"/>
-              <w:right w:w="130" w:type="dxa"/>
+              <w:top w:w="90" w:type="dxa"/>
+              <w:bottom w:w="90" w:type="dxa"/>
+              <w:left w:w="140" w:type="dxa"/>
+              <w:right w:w="140" w:type="dxa"/>
             </w:tcMar>
-            <w:shd w:fill="FFFFFF"/>
           </w:tcPr>
           <w:p>
+            <w:r/>
             <w:r>
               <w:rPr>
-                <w:rFonts w:ascii="Malgun Gothic" w:hAnsi="Malgun Gothic"/>
-                <w:color w:val="334155"/>
-                <w:sz w:val="18"/>
+                <w:rFonts w:ascii="맑은 고딕" w:hAnsi="맑은 고딕" w:eastAsia="맑은 고딕"/>
+                <w:b w:val="0"/>
+                <w:color w:val="1E293B"/>
+                <w:sz w:val="19"/>
               </w:rPr>
-              <w:t>중도금 (기성금)</w:t>
+              <w:t>중도금 (1차 기성)</w:t>
             </w:r>
           </w:p>
         </w:tc>
         <w:tc>
           <w:tcPr>
-            <w:tcW w:type="dxa" w:w="2340"/>
+            <w:tcW w:type="dxa" w:w="1958"/>
+            <w:shd w:fill="F8FAFC"/>
             <w:tcMar>
-              <w:top w:w="100" w:type="dxa"/>
-              <w:bottom w:w="100" w:type="dxa"/>
-              <w:left w:w="130" w:type="dxa"/>
-              <w:right w:w="130" w:type="dxa"/>
+              <w:top w:w="90" w:type="dxa"/>
+              <w:bottom w:w="90" w:type="dxa"/>
+              <w:left w:w="140" w:type="dxa"/>
+              <w:right w:w="140" w:type="dxa"/>
             </w:tcMar>
-            <w:shd w:fill="FFFFFF"/>
           </w:tcPr>
           <w:p>
+            <w:r/>
             <w:r>
               <w:rPr>
-                <w:rFonts w:ascii="Malgun Gothic" w:hAnsi="Malgun Gothic"/>
-                <w:color w:val="334155"/>
-                <w:sz w:val="18"/>
+                <w:rFonts w:ascii="맑은 고딕" w:hAnsi="맑은 고딕" w:eastAsia="맑은 고딕"/>
+                <w:b w:val="0"/>
+                <w:color w:val="1E293B"/>
+                <w:sz w:val="19"/>
               </w:rPr>
-              <w:t>Phase 3 중간 개발 완료 및 기성 검수 합격 시</w:t>
+              <w:t>40%</w:t>
             </w:r>
           </w:p>
         </w:tc>
         <w:tc>
           <w:tcPr>
-            <w:tcW w:type="dxa" w:w="2340"/>
+            <w:tcW w:type="dxa" w:w="1958"/>
+            <w:shd w:fill="F8FAFC"/>
             <w:tcMar>
-              <w:top w:w="100" w:type="dxa"/>
-              <w:bottom w:w="100" w:type="dxa"/>
-              <w:left w:w="130" w:type="dxa"/>
-              <w:right w:w="130" w:type="dxa"/>
+              <w:top w:w="90" w:type="dxa"/>
+              <w:bottom w:w="90" w:type="dxa"/>
+              <w:left w:w="140" w:type="dxa"/>
+              <w:right w:w="140" w:type="dxa"/>
             </w:tcMar>
-            <w:shd w:fill="FFFFFF"/>
           </w:tcPr>
           <w:p>
+            <w:r/>
             <w:r>
               <w:rPr>
-                <w:rFonts w:ascii="Malgun Gothic" w:hAnsi="Malgun Gothic"/>
-                <w:color w:val="334155"/>
-                <w:sz w:val="18"/>
+                <w:rFonts w:ascii="맑은 고딕" w:hAnsi="맑은 고딕" w:eastAsia="맑은 고딕"/>
+                <w:b w:val="0"/>
+                <w:color w:val="1E293B"/>
+                <w:sz w:val="19"/>
               </w:rPr>
-              <w:t>40 %</w:t>
+              <w:t>₩180,000,000</w:t>
             </w:r>
           </w:p>
         </w:tc>
         <w:tc>
           <w:tcPr>
-            <w:tcW w:type="dxa" w:w="2340"/>
+            <w:tcW w:type="dxa" w:w="1958"/>
+            <w:shd w:fill="F8FAFC"/>
             <w:tcMar>
-              <w:top w:w="100" w:type="dxa"/>
-              <w:bottom w:w="100" w:type="dxa"/>
-              <w:left w:w="130" w:type="dxa"/>
-              <w:right w:w="130" w:type="dxa"/>
+              <w:top w:w="90" w:type="dxa"/>
+              <w:bottom w:w="90" w:type="dxa"/>
+              <w:left w:w="140" w:type="dxa"/>
+              <w:right w:w="140" w:type="dxa"/>
             </w:tcMar>
-            <w:shd w:fill="FFFFFF"/>
           </w:tcPr>
           <w:p>
+            <w:r/>
             <w:r>
               <w:rPr>
-                <w:rFonts w:ascii="Malgun Gothic" w:hAnsi="Malgun Gothic"/>
-                <w:color w:val="334155"/>
-                <w:sz w:val="18"/>
+                <w:rFonts w:ascii="맑은 고딕" w:hAnsi="맑은 고딕" w:eastAsia="맑은 고딕"/>
+                <w:b w:val="0"/>
+                <w:color w:val="1E293B"/>
+                <w:sz w:val="19"/>
               </w:rPr>
-              <w:t>일금 [           ] 원</w:t>
+              <w:t>상세설계 완료 및 프로토타입·단위모듈 공정률 70% 달성 검수 시</w:t>
+            </w:r>
+          </w:p>
+        </w:tc>
+        <w:tc>
+          <w:tcPr>
+            <w:tcW w:type="dxa" w:w="1958"/>
+            <w:shd w:fill="F8FAFC"/>
+            <w:tcMar>
+              <w:top w:w="90" w:type="dxa"/>
+              <w:bottom w:w="90" w:type="dxa"/>
+              <w:left w:w="140" w:type="dxa"/>
+              <w:right w:w="140" w:type="dxa"/>
+            </w:tcMar>
+          </w:tcPr>
+          <w:p>
+            <w:r/>
+            <w:r>
+              <w:rPr>
+                <w:rFonts w:ascii="맑은 고딕" w:hAnsi="맑은 고딕" w:eastAsia="맑은 고딕"/>
+                <w:b w:val="0"/>
+                <w:color w:val="1E293B"/>
+                <w:sz w:val="19"/>
+              </w:rPr>
+              <w:t>2026.08.20</w:t>
             </w:r>
           </w:p>
         </w:tc>
@@ -361,21 +785,23 @@
       <w:tr>
         <w:tc>
           <w:tcPr>
-            <w:tcW w:type="dxa" w:w="2340"/>
+            <w:tcW w:type="dxa" w:w="1958"/>
+            <w:shd w:fill="FFFFFF"/>
             <w:tcMar>
-              <w:top w:w="100" w:type="dxa"/>
-              <w:bottom w:w="100" w:type="dxa"/>
-              <w:left w:w="130" w:type="dxa"/>
-              <w:right w:w="130" w:type="dxa"/>
+              <w:top w:w="90" w:type="dxa"/>
+              <w:bottom w:w="90" w:type="dxa"/>
+              <w:left w:w="140" w:type="dxa"/>
+              <w:right w:w="140" w:type="dxa"/>
             </w:tcMar>
-            <w:shd w:fill="F8FAFC"/>
           </w:tcPr>
           <w:p>
+            <w:r/>
             <w:r>
               <w:rPr>
-                <w:rFonts w:ascii="Malgun Gothic" w:hAnsi="Malgun Gothic"/>
-                <w:color w:val="334155"/>
-                <w:sz w:val="18"/>
+                <w:rFonts w:ascii="맑은 고딕" w:hAnsi="맑은 고딕" w:eastAsia="맑은 고딕"/>
+                <w:b w:val="0"/>
+                <w:color w:val="1E293B"/>
+                <w:sz w:val="19"/>
               </w:rPr>
               <w:t>잔금 (준공금)</w:t>
             </w:r>
@@ -383,67 +809,97 @@
         </w:tc>
         <w:tc>
           <w:tcPr>
-            <w:tcW w:type="dxa" w:w="2340"/>
+            <w:tcW w:type="dxa" w:w="1958"/>
+            <w:shd w:fill="FFFFFF"/>
             <w:tcMar>
-              <w:top w:w="100" w:type="dxa"/>
-              <w:bottom w:w="100" w:type="dxa"/>
-              <w:left w:w="130" w:type="dxa"/>
-              <w:right w:w="130" w:type="dxa"/>
+              <w:top w:w="90" w:type="dxa"/>
+              <w:bottom w:w="90" w:type="dxa"/>
+              <w:left w:w="140" w:type="dxa"/>
+              <w:right w:w="140" w:type="dxa"/>
             </w:tcMar>
-            <w:shd w:fill="F8FAFC"/>
           </w:tcPr>
           <w:p>
+            <w:r/>
             <w:r>
               <w:rPr>
-                <w:rFonts w:ascii="Malgun Gothic" w:hAnsi="Malgun Gothic"/>
-                <w:color w:val="334155"/>
-                <w:sz w:val="18"/>
+                <w:rFonts w:ascii="맑은 고딕" w:hAnsi="맑은 고딕" w:eastAsia="맑은 고딕"/>
+                <w:b w:val="0"/>
+                <w:color w:val="1E293B"/>
+                <w:sz w:val="19"/>
               </w:rPr>
-              <w:t>Phase 5 최종 검수 완료 및 시스템 인수증 날인 시</w:t>
+              <w:t>30%</w:t>
             </w:r>
           </w:p>
         </w:tc>
         <w:tc>
           <w:tcPr>
-            <w:tcW w:type="dxa" w:w="2340"/>
+            <w:tcW w:type="dxa" w:w="1958"/>
+            <w:shd w:fill="FFFFFF"/>
             <w:tcMar>
-              <w:top w:w="100" w:type="dxa"/>
-              <w:bottom w:w="100" w:type="dxa"/>
-              <w:left w:w="130" w:type="dxa"/>
-              <w:right w:w="130" w:type="dxa"/>
+              <w:top w:w="90" w:type="dxa"/>
+              <w:bottom w:w="90" w:type="dxa"/>
+              <w:left w:w="140" w:type="dxa"/>
+              <w:right w:w="140" w:type="dxa"/>
             </w:tcMar>
-            <w:shd w:fill="F8FAFC"/>
           </w:tcPr>
           <w:p>
+            <w:r/>
             <w:r>
               <w:rPr>
-                <w:rFonts w:ascii="Malgun Gothic" w:hAnsi="Malgun Gothic"/>
-                <w:color w:val="334155"/>
-                <w:sz w:val="18"/>
+                <w:rFonts w:ascii="맑은 고딕" w:hAnsi="맑은 고딕" w:eastAsia="맑은 고딕"/>
+                <w:b w:val="0"/>
+                <w:color w:val="1E293B"/>
+                <w:sz w:val="19"/>
               </w:rPr>
-              <w:t>30 %</w:t>
+              <w:t>₩135,000,000</w:t>
             </w:r>
           </w:p>
         </w:tc>
         <w:tc>
           <w:tcPr>
-            <w:tcW w:type="dxa" w:w="2340"/>
+            <w:tcW w:type="dxa" w:w="1958"/>
+            <w:shd w:fill="FFFFFF"/>
             <w:tcMar>
-              <w:top w:w="100" w:type="dxa"/>
-              <w:bottom w:w="100" w:type="dxa"/>
-              <w:left w:w="130" w:type="dxa"/>
-              <w:right w:w="130" w:type="dxa"/>
+              <w:top w:w="90" w:type="dxa"/>
+              <w:bottom w:w="90" w:type="dxa"/>
+              <w:left w:w="140" w:type="dxa"/>
+              <w:right w:w="140" w:type="dxa"/>
             </w:tcMar>
-            <w:shd w:fill="F8FAFC"/>
           </w:tcPr>
           <w:p>
+            <w:r/>
             <w:r>
               <w:rPr>
-                <w:rFonts w:ascii="Malgun Gothic" w:hAnsi="Malgun Gothic"/>
-                <w:color w:val="334155"/>
-                <w:sz w:val="18"/>
+                <w:rFonts w:ascii="맑은 고딕" w:hAnsi="맑은 고딕" w:eastAsia="맑은 고딕"/>
+                <w:b w:val="0"/>
+                <w:color w:val="1E293B"/>
+                <w:sz w:val="19"/>
               </w:rPr>
-              <w:t>일금 [           ] 원</w:t>
+              <w:t>통합/UAT 합격, 산출물 전수 납품, 최종검수확인서 및 하자보증증권 제출 시</w:t>
+            </w:r>
+          </w:p>
+        </w:tc>
+        <w:tc>
+          <w:tcPr>
+            <w:tcW w:type="dxa" w:w="1958"/>
+            <w:shd w:fill="FFFFFF"/>
+            <w:tcMar>
+              <w:top w:w="90" w:type="dxa"/>
+              <w:bottom w:w="90" w:type="dxa"/>
+              <w:left w:w="140" w:type="dxa"/>
+              <w:right w:w="140" w:type="dxa"/>
+            </w:tcMar>
+          </w:tcPr>
+          <w:p>
+            <w:r/>
+            <w:r>
+              <w:rPr>
+                <w:rFonts w:ascii="맑은 고딕" w:hAnsi="맑은 고딕" w:eastAsia="맑은 고딕"/>
+                <w:b w:val="0"/>
+                <w:color w:val="1E293B"/>
+                <w:sz w:val="19"/>
+              </w:rPr>
+              <w:t>2026.11.10</w:t>
             </w:r>
           </w:p>
         </w:tc>
@@ -451,21 +907,23 @@
       <w:tr>
         <w:tc>
           <w:tcPr>
-            <w:tcW w:type="dxa" w:w="2340"/>
+            <w:tcW w:type="dxa" w:w="1958"/>
+            <w:shd w:fill="F8FAFC"/>
             <w:tcMar>
-              <w:top w:w="100" w:type="dxa"/>
-              <w:bottom w:w="100" w:type="dxa"/>
-              <w:left w:w="130" w:type="dxa"/>
-              <w:right w:w="130" w:type="dxa"/>
+              <w:top w:w="90" w:type="dxa"/>
+              <w:bottom w:w="90" w:type="dxa"/>
+              <w:left w:w="140" w:type="dxa"/>
+              <w:right w:w="140" w:type="dxa"/>
             </w:tcMar>
-            <w:shd w:fill="FFFFFF"/>
           </w:tcPr>
           <w:p>
+            <w:r/>
             <w:r>
               <w:rPr>
-                <w:rFonts w:ascii="Malgun Gothic" w:hAnsi="Malgun Gothic"/>
-                <w:color w:val="334155"/>
-                <w:sz w:val="18"/>
+                <w:rFonts w:ascii="맑은 고딕" w:hAnsi="맑은 고딕" w:eastAsia="맑은 고딕"/>
+                <w:b/>
+                <w:color w:val="1E293B"/>
+                <w:sz w:val="19"/>
               </w:rPr>
               <w:t>합계</w:t>
             </w:r>
@@ -473,67 +931,97 @@
         </w:tc>
         <w:tc>
           <w:tcPr>
-            <w:tcW w:type="dxa" w:w="2340"/>
+            <w:tcW w:type="dxa" w:w="1958"/>
+            <w:shd w:fill="F8FAFC"/>
             <w:tcMar>
-              <w:top w:w="100" w:type="dxa"/>
-              <w:bottom w:w="100" w:type="dxa"/>
-              <w:left w:w="130" w:type="dxa"/>
-              <w:right w:w="130" w:type="dxa"/>
+              <w:top w:w="90" w:type="dxa"/>
+              <w:bottom w:w="90" w:type="dxa"/>
+              <w:left w:w="140" w:type="dxa"/>
+              <w:right w:w="140" w:type="dxa"/>
             </w:tcMar>
-            <w:shd w:fill="FFFFFF"/>
           </w:tcPr>
           <w:p>
+            <w:r/>
             <w:r>
               <w:rPr>
-                <w:rFonts w:ascii="Malgun Gothic" w:hAnsi="Malgun Gothic"/>
-                <w:color w:val="334155"/>
-                <w:sz w:val="18"/>
+                <w:rFonts w:ascii="맑은 고딕" w:hAnsi="맑은 고딕" w:eastAsia="맑은 고딕"/>
+                <w:b/>
+                <w:color w:val="1E293B"/>
+                <w:sz w:val="19"/>
               </w:rPr>
-              <w:t>총 계약 금액</w:t>
+              <w:t>100%</w:t>
             </w:r>
           </w:p>
         </w:tc>
         <w:tc>
           <w:tcPr>
-            <w:tcW w:type="dxa" w:w="2340"/>
+            <w:tcW w:type="dxa" w:w="1958"/>
+            <w:shd w:fill="F8FAFC"/>
             <w:tcMar>
-              <w:top w:w="100" w:type="dxa"/>
-              <w:bottom w:w="100" w:type="dxa"/>
-              <w:left w:w="130" w:type="dxa"/>
-              <w:right w:w="130" w:type="dxa"/>
+              <w:top w:w="90" w:type="dxa"/>
+              <w:bottom w:w="90" w:type="dxa"/>
+              <w:left w:w="140" w:type="dxa"/>
+              <w:right w:w="140" w:type="dxa"/>
             </w:tcMar>
-            <w:shd w:fill="FFFFFF"/>
           </w:tcPr>
           <w:p>
+            <w:r/>
             <w:r>
               <w:rPr>
-                <w:rFonts w:ascii="Malgun Gothic" w:hAnsi="Malgun Gothic"/>
-                <w:color w:val="334155"/>
-                <w:sz w:val="18"/>
+                <w:rFonts w:ascii="맑은 고딕" w:hAnsi="맑은 고딕" w:eastAsia="맑은 고딕"/>
+                <w:b/>
+                <w:color w:val="1E293B"/>
+                <w:sz w:val="19"/>
               </w:rPr>
-              <w:t>100 %</w:t>
+              <w:t>₩450,000,000</w:t>
             </w:r>
           </w:p>
         </w:tc>
         <w:tc>
           <w:tcPr>
-            <w:tcW w:type="dxa" w:w="2340"/>
+            <w:tcW w:type="dxa" w:w="1958"/>
+            <w:shd w:fill="F8FAFC"/>
             <w:tcMar>
-              <w:top w:w="100" w:type="dxa"/>
-              <w:bottom w:w="100" w:type="dxa"/>
-              <w:left w:w="130" w:type="dxa"/>
-              <w:right w:w="130" w:type="dxa"/>
+              <w:top w:w="90" w:type="dxa"/>
+              <w:bottom w:w="90" w:type="dxa"/>
+              <w:left w:w="140" w:type="dxa"/>
+              <w:right w:w="140" w:type="dxa"/>
             </w:tcMar>
-            <w:shd w:fill="FFFFFF"/>
           </w:tcPr>
           <w:p>
+            <w:r/>
             <w:r>
               <w:rPr>
-                <w:rFonts w:ascii="Malgun Gothic" w:hAnsi="Malgun Gothic"/>
-                <w:color w:val="334155"/>
-                <w:sz w:val="18"/>
+                <w:rFonts w:ascii="맑은 고딕" w:hAnsi="맑은 고딕" w:eastAsia="맑은 고딕"/>
+                <w:b/>
+                <w:color w:val="1E293B"/>
+                <w:sz w:val="19"/>
               </w:rPr>
-              <w:t>일금 [           ] 원</w:t>
+              <w:t>세금계산서 청구 후 현금(계좌이체) 지급</w:t>
+            </w:r>
+          </w:p>
+        </w:tc>
+        <w:tc>
+          <w:tcPr>
+            <w:tcW w:type="dxa" w:w="1958"/>
+            <w:shd w:fill="F8FAFC"/>
+            <w:tcMar>
+              <w:top w:w="90" w:type="dxa"/>
+              <w:bottom w:w="90" w:type="dxa"/>
+              <w:left w:w="140" w:type="dxa"/>
+              <w:right w:w="140" w:type="dxa"/>
+            </w:tcMar>
+          </w:tcPr>
+          <w:p>
+            <w:r/>
+            <w:r>
+              <w:rPr>
+                <w:rFonts w:ascii="맑은 고딕" w:hAnsi="맑은 고딕" w:eastAsia="맑은 고딕"/>
+                <w:b/>
+                <w:color w:val="1E293B"/>
+                <w:sz w:val="19"/>
+              </w:rPr>
+              <w:t>-</w:t>
             </w:r>
           </w:p>
         </w:tc>
@@ -541,132 +1029,177 @@
     </w:tbl>
     <w:p/>
     <w:p>
-      <w:pPr>
-        <w:spacing w:before="160" w:after="80"/>
-      </w:pPr>
       <w:r>
         <w:rPr>
-          <w:rFonts w:ascii="Malgun Gothic" w:hAnsi="Malgun Gothic"/>
+          <w:rFonts w:ascii="맑은 고딕" w:hAnsi="맑은 고딕" w:eastAsia="맑은 고딕"/>
           <w:b/>
-          <w:color w:val="2563EB"/>
-          <w:sz w:val="26"/>
+          <w:color w:val="1B365D"/>
+          <w:sz w:val="25"/>
         </w:rPr>
-        <w:t>제3조 (지식재산권 귀속 및 지체상금)</w:t>
+        <w:t>제3조 (지식재산권 귀속 및 AI 토큰 실비 특약)</w:t>
+      </w:r>
+    </w:p>
+    <w:p>
+      <w:r>
+        <w:rPr>
+          <w:rFonts w:ascii="맑은 고딕" w:hAnsi="맑은 고딕" w:eastAsia="맑은 고딕"/>
+          <w:b w:val="0"/>
+          <w:color w:val="1E293B"/>
+          <w:sz w:val="20"/>
+        </w:rPr>
+        <w:t>1. 본 용역 수행 결과로 발생한 맞춤 개발 산출물(애플리케이션 코드, 화면설계서, DB 스키마)의 지식재산권은 '갑'과 '을'이 공동 소유한다. 단, '을'이 기존에 보유한 SyncSeries 코어 프레임워크의 원천 저작권은 '을'에게 귀속되며 '갑'에게 영구 비독점적 사용권을 부여한다.</w:t>
+      </w:r>
+    </w:p>
+    <w:p>
+      <w:r>
+        <w:rPr>
+          <w:rFonts w:ascii="맑은 고딕" w:hAnsi="맑은 고딕" w:eastAsia="맑은 고딕"/>
+          <w:b w:val="0"/>
+          <w:color w:val="1E293B"/>
+          <w:sz w:val="20"/>
+        </w:rPr>
+        <w:t>2. 운영 단계에서 발생하는 상용 LLM(OpenAI, Anthropic) 및 OCR API 호출 토큰 비용은 '갑'의 법인 클라우드 계정에 직접 귀속되는 실비 항목으로 본 용역 대금과 별도로 정산한다.</w:t>
+      </w:r>
+    </w:p>
+    <w:p>
+      <w:r>
+        <w:rPr>
+          <w:rFonts w:ascii="맑은 고딕" w:hAnsi="맑은 고딕" w:eastAsia="맑은 고딕"/>
+          <w:b w:val="0"/>
+          <w:color w:val="1E293B"/>
+          <w:sz w:val="20"/>
+        </w:rPr>
+        <w:t>3. '을'의 귀책사유로 납기를 지연한 경우 지체 1일당 계약금액의 1,000분의 0.75(0.075%)를 지체상금으로 부과하되, '갑'의 인프라 제공 지연 등 면책 사유 기간은 산입하지 아니한다.</w:t>
       </w:r>
     </w:p>
     <w:p>
       <w:pPr>
-        <w:spacing w:line="312" w:lineRule="auto" w:after="60"/>
+        <w:jc w:val="right"/>
       </w:pPr>
       <w:r>
         <w:rPr>
-          <w:rFonts w:ascii="Malgun Gothic" w:hAnsi="Malgun Gothic"/>
-          <w:color w:val="334155"/>
-          <w:sz w:val="20"/>
+          <w:rFonts w:ascii="맑은 고딕" w:hAnsi="맑은 고딕" w:eastAsia="맑은 고딕"/>
+          <w:b/>
+          <w:color w:val="0F172A"/>
+          <w:sz w:val="21"/>
         </w:rPr>
-        <w:t>1. 본 계약의 이행으로 창출된 산출물의 지식재산권은 관련 법령에 따라 갑과 을이 공동으로 소유함을 원칙으로 한다. 단, 을이 사전에 보유하고 있던 원천 솔루션(SyncSeries/Verse)의 저작권은 을에게 전속된다.</w:t>
+        <w:t>확정 및 서명일자: 2026년 05월 01일</w:t>
       </w:r>
     </w:p>
-    <w:p>
-      <w:pPr>
-        <w:spacing w:line="312" w:lineRule="auto" w:after="60"/>
-      </w:pPr>
-      <w:r>
-        <w:rPr>
-          <w:rFonts w:ascii="Malgun Gothic" w:hAnsi="Malgun Gothic"/>
-          <w:color w:val="334155"/>
-          <w:sz w:val="20"/>
-        </w:rPr>
-        <w:t>2. 을이 정당한 사유 없이 납기를 지연한 경우, 1일당 계약금액의 0.075%에 해당하는 지체상금을 갑에게 납부하여야 한다.</w:t>
-      </w:r>
-    </w:p>
-    <w:p>
-      <w:pPr>
-        <w:jc w:val="center"/>
-      </w:pPr>
-      <w:r>
-        <w:rPr>
-          <w:rFonts w:ascii="Malgun Gothic" w:hAnsi="Malgun Gothic"/>
-          <w:b/>
-          <w:sz w:val="21"/>
-        </w:rPr>
-        <w:t>합의 및 확인일자: 202  년     월     일</w:t>
-      </w:r>
-    </w:p>
-    <w:p/>
     <w:tbl>
       <w:tblPr>
+        <w:tblStyle w:val="TableGrid"/>
         <w:tblW w:type="auto" w:w="0"/>
         <w:jc w:val="center"/>
         <w:tblLook w:firstColumn="1" w:firstRow="1" w:lastColumn="0" w:lastRow="0" w:noHBand="0" w:noVBand="1" w:val="04A0"/>
       </w:tblPr>
       <w:tblGrid>
-        <w:gridCol w:w="3120"/>
-        <w:gridCol w:w="3120"/>
-        <w:gridCol w:w="3120"/>
+        <w:gridCol w:w="2448"/>
+        <w:gridCol w:w="2448"/>
+        <w:gridCol w:w="2448"/>
+        <w:gridCol w:w="2448"/>
       </w:tblGrid>
       <w:tr>
         <w:tc>
           <w:tcPr>
-            <w:tcW w:type="dxa" w:w="3120"/>
-            <w:shd w:fill="334155"/>
+            <w:tcW w:type="dxa" w:w="2448"/>
+            <w:shd w:fill="1B365D"/>
             <w:tcMar>
-              <w:top w:w="90" w:type="dxa"/>
-              <w:bottom w:w="90" w:type="dxa"/>
-              <w:left w:w="110" w:type="dxa"/>
-              <w:right w:w="110" w:type="dxa"/>
+              <w:top w:w="110" w:type="dxa"/>
+              <w:bottom w:w="110" w:type="dxa"/>
+              <w:left w:w="140" w:type="dxa"/>
+              <w:right w:w="140" w:type="dxa"/>
             </w:tcMar>
           </w:tcPr>
           <w:p>
+            <w:pPr>
+              <w:jc w:val="center"/>
+            </w:pPr>
+            <w:r/>
             <w:r>
               <w:rPr>
-                <w:rFonts w:ascii="Malgun Gothic" w:hAnsi="Malgun Gothic"/>
+                <w:rFonts w:ascii="맑은 고딕" w:hAnsi="맑은 고딕" w:eastAsia="맑은 고딕"/>
                 <w:b/>
                 <w:color w:val="FFFFFF"/>
                 <w:sz w:val="19"/>
               </w:rPr>
-              <w:t>구 분</w:t>
+              <w:t>구분</w:t>
             </w:r>
           </w:p>
         </w:tc>
         <w:tc>
           <w:tcPr>
-            <w:tcW w:type="dxa" w:w="3120"/>
-            <w:shd w:fill="334155"/>
+            <w:tcW w:type="dxa" w:w="2448"/>
+            <w:shd w:fill="1B365D"/>
             <w:tcMar>
-              <w:top w:w="90" w:type="dxa"/>
-              <w:bottom w:w="90" w:type="dxa"/>
-              <w:left w:w="110" w:type="dxa"/>
-              <w:right w:w="110" w:type="dxa"/>
+              <w:top w:w="110" w:type="dxa"/>
+              <w:bottom w:w="110" w:type="dxa"/>
+              <w:left w:w="140" w:type="dxa"/>
+              <w:right w:w="140" w:type="dxa"/>
             </w:tcMar>
           </w:tcPr>
           <w:p>
+            <w:pPr>
+              <w:jc w:val="center"/>
+            </w:pPr>
+            <w:r/>
             <w:r>
               <w:rPr>
-                <w:rFonts w:ascii="Malgun Gothic" w:hAnsi="Malgun Gothic"/>
+                <w:rFonts w:ascii="맑은 고딕" w:hAnsi="맑은 고딕" w:eastAsia="맑은 고딕"/>
                 <w:b/>
                 <w:color w:val="FFFFFF"/>
                 <w:sz w:val="19"/>
               </w:rPr>
-              <w:t>소속 / 직급 / 성명</w:t>
+              <w:t>소속 기관 및 부서</w:t>
             </w:r>
           </w:p>
         </w:tc>
         <w:tc>
           <w:tcPr>
-            <w:tcW w:type="dxa" w:w="3120"/>
-            <w:shd w:fill="334155"/>
+            <w:tcW w:type="dxa" w:w="2448"/>
+            <w:shd w:fill="1B365D"/>
             <w:tcMar>
-              <w:top w:w="90" w:type="dxa"/>
-              <w:bottom w:w="90" w:type="dxa"/>
-              <w:left w:w="110" w:type="dxa"/>
-              <w:right w:w="110" w:type="dxa"/>
+              <w:top w:w="110" w:type="dxa"/>
+              <w:bottom w:w="110" w:type="dxa"/>
+              <w:left w:w="140" w:type="dxa"/>
+              <w:right w:w="140" w:type="dxa"/>
             </w:tcMar>
           </w:tcPr>
           <w:p>
+            <w:pPr>
+              <w:jc w:val="center"/>
+            </w:pPr>
+            <w:r/>
             <w:r>
               <w:rPr>
-                <w:rFonts w:ascii="Malgun Gothic" w:hAnsi="Malgun Gothic"/>
+                <w:rFonts w:ascii="맑은 고딕" w:hAnsi="맑은 고딕" w:eastAsia="맑은 고딕"/>
+                <w:b/>
+                <w:color w:val="FFFFFF"/>
+                <w:sz w:val="19"/>
+              </w:rPr>
+              <w:t>직급 / 성명</w:t>
+            </w:r>
+          </w:p>
+        </w:tc>
+        <w:tc>
+          <w:tcPr>
+            <w:tcW w:type="dxa" w:w="2448"/>
+            <w:shd w:fill="1B365D"/>
+            <w:tcMar>
+              <w:top w:w="110" w:type="dxa"/>
+              <w:bottom w:w="110" w:type="dxa"/>
+              <w:left w:w="140" w:type="dxa"/>
+              <w:right w:w="140" w:type="dxa"/>
+            </w:tcMar>
+          </w:tcPr>
+          <w:p>
+            <w:pPr>
+              <w:jc w:val="center"/>
+            </w:pPr>
+            <w:r/>
+            <w:r>
+              <w:rPr>
+                <w:rFonts w:ascii="맑은 고딕" w:hAnsi="맑은 고딕" w:eastAsia="맑은 고딕"/>
                 <w:b/>
                 <w:color w:val="FFFFFF"/>
                 <w:sz w:val="19"/>
@@ -679,19 +1212,23 @@
       <w:tr>
         <w:tc>
           <w:tcPr>
-            <w:tcW w:type="dxa" w:w="3120"/>
+            <w:tcW w:type="dxa" w:w="2448"/>
+            <w:shd w:fill="FFFFFF"/>
             <w:tcMar>
-              <w:top w:w="100" w:type="dxa"/>
-              <w:bottom w:w="100" w:type="dxa"/>
-              <w:left w:w="110" w:type="dxa"/>
-              <w:right w:w="110" w:type="dxa"/>
+              <w:top w:w="90" w:type="dxa"/>
+              <w:bottom w:w="90" w:type="dxa"/>
+              <w:left w:w="140" w:type="dxa"/>
+              <w:right w:w="140" w:type="dxa"/>
             </w:tcMar>
           </w:tcPr>
           <w:p>
+            <w:r/>
             <w:r>
               <w:rPr>
-                <w:rFonts w:ascii="Malgun Gothic" w:hAnsi="Malgun Gothic"/>
-                <w:sz w:val="18"/>
+                <w:rFonts w:ascii="맑은 고딕" w:hAnsi="맑은 고딕" w:eastAsia="맑은 고딕"/>
+                <w:b w:val="0"/>
+                <w:color w:val="1E293B"/>
+                <w:sz w:val="19"/>
               </w:rPr>
               <w:t>발주자 (갑)</w:t>
             </w:r>
@@ -699,41 +1236,73 @@
         </w:tc>
         <w:tc>
           <w:tcPr>
-            <w:tcW w:type="dxa" w:w="3120"/>
+            <w:tcW w:type="dxa" w:w="2448"/>
+            <w:shd w:fill="FFFFFF"/>
             <w:tcMar>
-              <w:top w:w="100" w:type="dxa"/>
-              <w:bottom w:w="100" w:type="dxa"/>
-              <w:left w:w="110" w:type="dxa"/>
-              <w:right w:w="110" w:type="dxa"/>
+              <w:top w:w="90" w:type="dxa"/>
+              <w:bottom w:w="90" w:type="dxa"/>
+              <w:left w:w="140" w:type="dxa"/>
+              <w:right w:w="140" w:type="dxa"/>
             </w:tcMar>
           </w:tcPr>
           <w:p>
+            <w:r/>
             <w:r>
               <w:rPr>
-                <w:rFonts w:ascii="Malgun Gothic" w:hAnsi="Malgun Gothic"/>
-                <w:sz w:val="18"/>
+                <w:rFonts w:ascii="맑은 고딕" w:hAnsi="맑은 고딕" w:eastAsia="맑은 고딕"/>
+                <w:b w:val="0"/>
+                <w:color w:val="1E293B"/>
+                <w:sz w:val="19"/>
               </w:rPr>
-              <w:t>주식회사 [발주회사명] 대표이사 [           ]</w:t>
+              <w:t>주식회사 한빛글로벌 (서울시 용산구 한강대로 100)</w:t>
             </w:r>
           </w:p>
         </w:tc>
         <w:tc>
           <w:tcPr>
-            <w:tcW w:type="dxa" w:w="3120"/>
+            <w:tcW w:type="dxa" w:w="2448"/>
+            <w:shd w:fill="FFFFFF"/>
             <w:tcMar>
-              <w:top w:w="100" w:type="dxa"/>
-              <w:bottom w:w="100" w:type="dxa"/>
-              <w:left w:w="110" w:type="dxa"/>
-              <w:right w:w="110" w:type="dxa"/>
+              <w:top w:w="90" w:type="dxa"/>
+              <w:bottom w:w="90" w:type="dxa"/>
+              <w:left w:w="140" w:type="dxa"/>
+              <w:right w:w="140" w:type="dxa"/>
             </w:tcMar>
           </w:tcPr>
           <w:p>
+            <w:r/>
             <w:r>
               <w:rPr>
-                <w:rFonts w:ascii="Malgun Gothic" w:hAnsi="Malgun Gothic"/>
-                <w:sz w:val="18"/>
+                <w:rFonts w:ascii="맑은 고딕" w:hAnsi="맑은 고딕" w:eastAsia="맑은 고딕"/>
+                <w:b w:val="0"/>
+                <w:color w:val="1E293B"/>
+                <w:sz w:val="19"/>
               </w:rPr>
-              <w:t>(서명 또는 인)</w:t>
+              <w:t>대표이사 최 도 현</w:t>
+            </w:r>
+          </w:p>
+        </w:tc>
+        <w:tc>
+          <w:tcPr>
+            <w:tcW w:type="dxa" w:w="2448"/>
+            <w:shd w:fill="FFFFFF"/>
+            <w:tcMar>
+              <w:top w:w="90" w:type="dxa"/>
+              <w:bottom w:w="90" w:type="dxa"/>
+              <w:left w:w="140" w:type="dxa"/>
+              <w:right w:w="140" w:type="dxa"/>
+            </w:tcMar>
+          </w:tcPr>
+          <w:p>
+            <w:r/>
+            <w:r>
+              <w:rPr>
+                <w:rFonts w:ascii="맑은 고딕" w:hAnsi="맑은 고딕" w:eastAsia="맑은 고딕"/>
+                <w:b w:val="0"/>
+                <w:color w:val="1E293B"/>
+                <w:sz w:val="19"/>
+              </w:rPr>
+              <w:t>(법인인감 날인)</w:t>
             </w:r>
           </w:p>
         </w:tc>
@@ -741,19 +1310,23 @@
       <w:tr>
         <w:tc>
           <w:tcPr>
-            <w:tcW w:type="dxa" w:w="3120"/>
+            <w:tcW w:type="dxa" w:w="2448"/>
+            <w:shd w:fill="F8FAFC"/>
             <w:tcMar>
-              <w:top w:w="100" w:type="dxa"/>
-              <w:bottom w:w="100" w:type="dxa"/>
-              <w:left w:w="110" w:type="dxa"/>
-              <w:right w:w="110" w:type="dxa"/>
+              <w:top w:w="90" w:type="dxa"/>
+              <w:bottom w:w="90" w:type="dxa"/>
+              <w:left w:w="140" w:type="dxa"/>
+              <w:right w:w="140" w:type="dxa"/>
             </w:tcMar>
           </w:tcPr>
           <w:p>
+            <w:r/>
             <w:r>
               <w:rPr>
-                <w:rFonts w:ascii="Malgun Gothic" w:hAnsi="Malgun Gothic"/>
-                <w:sz w:val="18"/>
+                <w:rFonts w:ascii="맑은 고딕" w:hAnsi="맑은 고딕" w:eastAsia="맑은 고딕"/>
+                <w:b w:val="0"/>
+                <w:color w:val="1E293B"/>
+                <w:sz w:val="19"/>
               </w:rPr>
               <w:t>계약상대자 (을)</w:t>
             </w:r>
@@ -761,41 +1334,73 @@
         </w:tc>
         <w:tc>
           <w:tcPr>
-            <w:tcW w:type="dxa" w:w="3120"/>
+            <w:tcW w:type="dxa" w:w="2448"/>
+            <w:shd w:fill="F8FAFC"/>
             <w:tcMar>
-              <w:top w:w="100" w:type="dxa"/>
-              <w:bottom w:w="100" w:type="dxa"/>
-              <w:left w:w="110" w:type="dxa"/>
-              <w:right w:w="110" w:type="dxa"/>
+              <w:top w:w="90" w:type="dxa"/>
+              <w:bottom w:w="90" w:type="dxa"/>
+              <w:left w:w="140" w:type="dxa"/>
+              <w:right w:w="140" w:type="dxa"/>
             </w:tcMar>
           </w:tcPr>
           <w:p>
+            <w:r/>
             <w:r>
               <w:rPr>
-                <w:rFonts w:ascii="Malgun Gothic" w:hAnsi="Malgun Gothic"/>
-                <w:sz w:val="18"/>
+                <w:rFonts w:ascii="맑은 고딕" w:hAnsi="맑은 고딕" w:eastAsia="맑은 고딕"/>
+                <w:b w:val="0"/>
+                <w:color w:val="1E293B"/>
+                <w:sz w:val="19"/>
               </w:rPr>
-              <w:t>주식회사 엠파시 대표이사 [           ]</w:t>
+              <w:t>주식회사 엠파시 (서울시 금천구 가산디지털1로 205)</w:t>
             </w:r>
           </w:p>
         </w:tc>
         <w:tc>
           <w:tcPr>
-            <w:tcW w:type="dxa" w:w="3120"/>
+            <w:tcW w:type="dxa" w:w="2448"/>
+            <w:shd w:fill="F8FAFC"/>
             <w:tcMar>
-              <w:top w:w="100" w:type="dxa"/>
-              <w:bottom w:w="100" w:type="dxa"/>
-              <w:left w:w="110" w:type="dxa"/>
-              <w:right w:w="110" w:type="dxa"/>
+              <w:top w:w="90" w:type="dxa"/>
+              <w:bottom w:w="90" w:type="dxa"/>
+              <w:left w:w="140" w:type="dxa"/>
+              <w:right w:w="140" w:type="dxa"/>
             </w:tcMar>
           </w:tcPr>
           <w:p>
+            <w:r/>
             <w:r>
               <w:rPr>
-                <w:rFonts w:ascii="Malgun Gothic" w:hAnsi="Malgun Gothic"/>
-                <w:sz w:val="18"/>
+                <w:rFonts w:ascii="맑은 고딕" w:hAnsi="맑은 고딕" w:eastAsia="맑은 고딕"/>
+                <w:b w:val="0"/>
+                <w:color w:val="1E293B"/>
+                <w:sz w:val="19"/>
               </w:rPr>
-              <w:t>(서명 또는 인)</w:t>
+              <w:t>대표이사 김 창 석</w:t>
+            </w:r>
+          </w:p>
+        </w:tc>
+        <w:tc>
+          <w:tcPr>
+            <w:tcW w:type="dxa" w:w="2448"/>
+            <w:shd w:fill="F8FAFC"/>
+            <w:tcMar>
+              <w:top w:w="90" w:type="dxa"/>
+              <w:bottom w:w="90" w:type="dxa"/>
+              <w:left w:w="140" w:type="dxa"/>
+              <w:right w:w="140" w:type="dxa"/>
+            </w:tcMar>
+          </w:tcPr>
+          <w:p>
+            <w:r/>
+            <w:r>
+              <w:rPr>
+                <w:rFonts w:ascii="맑은 고딕" w:hAnsi="맑은 고딕" w:eastAsia="맑은 고딕"/>
+                <w:b w:val="0"/>
+                <w:color w:val="1E293B"/>
+                <w:sz w:val="19"/>
+              </w:rPr>
+              <w:t>(법인인감 날인)</w:t>
             </w:r>
           </w:p>
         </w:tc>
@@ -804,7 +1409,7 @@
     <w:p/>
     <w:sectPr>
       <w:pgSz w:w="12240" w:h="15840"/>
-      <w:pgMar w:top="1440" w:right="1440" w:bottom="1440" w:left="1440" w:header="720" w:footer="720" w:gutter="0"/>
+      <w:pgMar w:top="1152" w:right="1224" w:bottom="1152" w:left="1224" w:header="720" w:footer="720" w:gutter="0"/>
       <w:cols w:space="720"/>
       <w:docGrid w:linePitch="360"/>
     </w:sectPr>

--- a/templates/office/Phase1_소프트웨어_용역표준계약서.docx
+++ b/templates/office/Phase1_소프트웨어_용역표준계약서.docx
@@ -10,7 +10,7 @@
           <w:color w:val="2563EB"/>
           <w:sz w:val="17"/>
         </w:rPr>
-        <w:t>[엠파시 엔터프라이즈 표준 사업관리 서식] 문서번호: EMP-DOC-P1-01 | 사업명: 한빛글로벌 SyncGuard AI 시스템 구축</w:t>
+        <w:t>[엠파시 엔터프라이즈 표준 사업관리 서식] 문서번호: EMP-DOC-P1-01 | 사업명: 한빛글로벌 SyncFlow AI 시스템 구축</w:t>
       </w:r>
     </w:p>
     <w:p>
@@ -32,7 +32,7 @@
           <w:color w:val="475569"/>
           <w:sz w:val="21"/>
         </w:rPr>
-        <w:t>주식회사 한빛글로벌 SyncGuard AI 시스템 구축 용역 계약 일반조건 및 특약사항</w:t>
+        <w:t>주식회사 한빛글로벌 SyncFlow AI 시스템 구축 용역 계약 일반조건 및 특약사항</w:t>
       </w:r>
     </w:p>
     <w:tbl>
@@ -147,7 +147,7 @@
                 <w:color w:val="1E293B"/>
                 <w:sz w:val="19"/>
               </w:rPr>
-              <w:t>SyncGuard AI — 엔터프라이즈 AI 콘텐츠·규제 심의 자동화 시스템 구축 사업</w:t>
+              <w:t>SyncFlow AI — 엔터프라이즈 AI 콘텐츠·규제 검증 자동화 시스템 구축 사업</w:t>
             </w:r>
           </w:p>
         </w:tc>
@@ -373,7 +373,7 @@
           <w:color w:val="1E293B"/>
           <w:sz w:val="20"/>
         </w:rPr>
-        <w:t>발주자 주식회사 한빛글로벌(이하 '갑')과 계약상대자 주식회사 엠파시(이하 '을')는 표시·광고 규제 심의 자동화를 위한 「SyncGuard AI 시스템」을 구축함에 있어 상호 권리와 의무를 규정한다. 세부 과업 범위는 제안요청서(RFP), 기술제안서 및 승인된 사업수행계획서(EMP_INT_010)에 따른다.</w:t>
+        <w:t>발주자 주식회사 한빛글로벌(이하 '갑')과 계약상대자 주식회사 엠파시(이하 '을')는 계약·기술규격 규제 검증 자동화를 위한 「SyncFlow AI 시스템」을 구축함에 있어 상호 권리와 의무를 규정한다. 세부 과업 범위는 제안요청서(RFP), 기술제안서 및 승인된 사업수행계획서(EMP_INT_010)에 따른다.</w:t>
       </w:r>
     </w:p>
     <w:p>
